--- a/archive/docx/词法规范.docx
+++ b/archive/docx/词法规范.docx
@@ -71,7 +71,7 @@
           <w:szCs w:val="21"/>
           <w:shd w:val="clear" w:fill="FFFFFF"/>
         </w:rPr>
-        <w:t>本规范适用于维古登语常规体（非诗歌体），涵盖词的内部结构、词形变化与构词规则。所有示例均以第五版词典为词汇标准。句法层面的规则（如语序、句型）请参照《句法规范》。</w:t>
+        <w:t>本规范适用于维古登语常规体（非诗歌体），涵盖词的内部结构、词形变化与构词规则。所有示例均以第七版词典为词汇标准。句法层面的规则（如语序、句型）请参照《句法规范》。</w:t>
       </w:r>
     </w:p>
     <w:p>
